--- a/rayy/docs/forms/نموذج (3) تسليم المشروع - ري.docx
+++ b/rayy/docs/forms/نموذج (3) تسليم المشروع - ري.docx
@@ -1907,26 +1907,7 @@
                 <w:rtl/>
                 <w:lang w:val="ar-SA" w:bidi="ar-SA"/>
               </w:rPr>
-              <w:t xml:space="preserve">التشغيل: توصيل النبتة بالباور بانك عبر كيبل </w:t>
-            </w:r>
-            <w:r>
-              <w:rPr>
-                <w:rFonts w:ascii="Sakkal Majalla" w:hAnsi="Sakkal Majalla" w:cs="Sakkal Majalla"/>
-                <w:sz w:val="18"/>
-                <w:szCs w:val="18"/>
-                <w:lang w:val="en-US" w:bidi="ar-SA"/>
-              </w:rPr>
-              <w:t xml:space="preserve">USB</w:t>
-            </w:r>
-            <w:r>
-              <w:rPr>
-                <w:rFonts w:ascii="Sakkal Majalla" w:hAnsi="Sakkal Majalla" w:cs="Sakkal Majalla"/>
-                <w:sz w:val="18"/>
-                <w:szCs w:val="18"/>
-                <w:rtl/>
-                <w:lang w:val="ar-SA" w:bidi="ar-SA"/>
-              </w:rPr>
-              <w:t xml:space="preserve"> فتتصل بالواي فاي وترسل البيانات إلى </w:t>
+              <w:t xml:space="preserve">التشغيل: تشغيل مفتاح الطاقة (الطاقة الشمسية والبطارية) فتتصل النبتة بالواي فاي وترسل البيانات إلى </w:t>
             </w:r>
             <w:r>
               <w:rPr>
@@ -2075,7 +2056,7 @@
                 <w:rtl/>
                 <w:lang w:val="ar-SA" w:bidi="ar-SA"/>
               </w:rPr>
-              <w:t xml:space="preserve">• تم الاستغناء عن الشاشة والطاقة الشمسية؛ تُعرض الإيموجي على تطبيق الويب وتطبيق الأندرويد وتعمل النبتة بباور بانك 5 فولت. مقترحات مستقبلية: الري التلقائي، والإشعارات الفورية، والطاقة الشمسية.</w:t>
+              <w:t xml:space="preserve">• تعمل النبتة بالطاقة الشمسية (لوح شمسي وبطاريتا ليثيوم) وتُعرض نسبة البطارية وحالة الشحن في التطبيقات، وتُعرض الإيموجي على تطبيق الويب وتطبيق الأندرويد بدون شاشة. مقترحات مستقبلية: الذكاء الاصطناعي (توقع موعد الري)، والري التلقائي، والإشعارات الفورية.</w:t>
             </w:r>
           </w:p>
         </w:tc>

--- a/rayy/docs/forms/نموذج (3) تسليم المشروع - ري.docx
+++ b/rayy/docs/forms/نموذج (3) تسليم المشروع - ري.docx
@@ -1907,7 +1907,26 @@
                 <w:rtl/>
                 <w:lang w:val="ar-SA" w:bidi="ar-SA"/>
               </w:rPr>
-              <w:t xml:space="preserve">التشغيل: تشغيل مفتاح الطاقة (الطاقة الشمسية والبطارية) فتتصل النبتة بالواي فاي وترسل البيانات إلى </w:t>
+              <w:t xml:space="preserve">التشغيل: توصيل النبتة بالباور بانك عبر كيبل </w:t>
+            </w:r>
+            <w:r>
+              <w:rPr>
+                <w:rFonts w:ascii="Sakkal Majalla" w:hAnsi="Sakkal Majalla" w:cs="Sakkal Majalla"/>
+                <w:sz w:val="18"/>
+                <w:szCs w:val="18"/>
+                <w:lang w:val="en-US" w:bidi="ar-SA"/>
+              </w:rPr>
+              <w:t xml:space="preserve">USB</w:t>
+            </w:r>
+            <w:r>
+              <w:rPr>
+                <w:rFonts w:ascii="Sakkal Majalla" w:hAnsi="Sakkal Majalla" w:cs="Sakkal Majalla"/>
+                <w:sz w:val="18"/>
+                <w:szCs w:val="18"/>
+                <w:rtl/>
+                <w:lang w:val="ar-SA" w:bidi="ar-SA"/>
+              </w:rPr>
+              <w:t xml:space="preserve"> فتتصل بالواي فاي وترسل البيانات إلى </w:t>
             </w:r>
             <w:r>
               <w:rPr>
@@ -2056,7 +2075,7 @@
                 <w:rtl/>
                 <w:lang w:val="ar-SA" w:bidi="ar-SA"/>
               </w:rPr>
-              <w:t xml:space="preserve">• تعمل النبتة بالطاقة الشمسية (لوح شمسي وبطاريتا ليثيوم) وتُعرض نسبة البطارية وحالة الشحن في التطبيقات، وتُعرض الإيموجي على تطبيق الويب وتطبيق الأندرويد بدون شاشة. مقترحات مستقبلية: الذكاء الاصطناعي (توقع موعد الري)، والري التلقائي، والإشعارات الفورية.</w:t>
+              <w:t xml:space="preserve">• تم الاستغناء عن الشاشة والطاقة الشمسية؛ تُعرض الإيموجي على تطبيق الويب وتطبيق الأندرويد وتعمل النبتة بباور بانك 5 فولت. مقترحات مستقبلية: الري التلقائي، والإشعارات الفورية، والطاقة الشمسية.</w:t>
             </w:r>
           </w:p>
         </w:tc>
